--- a/lab2/АСД_звіт_2.docx
+++ b/lab2/АСД_звіт_2.docx
@@ -958,8 +958,9 @@
         <w:rPr>
           <w:rFonts w:ascii="Times New Roman" w:hAnsi="Times New Roman" w:cs="Times New Roman"/>
           <w:bCs/>
-          <w:sz w:val="28"/>
-          <w:lang w:val="en-US"/>
+          <w:noProof/>
+          <w:sz w:val="28"/>
+          <w:lang w:eastAsia="ru-RU"/>
         </w:rPr>
         <w:drawing>
           <wp:inline distT="0" distB="0" distL="0" distR="0" wp14:anchorId="311F1079" wp14:editId="0FC7CEB9">
@@ -1196,21 +1197,124 @@
           <w:rFonts w:ascii="Times New Roman" w:hAnsi="Times New Roman" w:cs="Times New Roman"/>
           <w:sz w:val="28"/>
           <w:szCs w:val="20"/>
-          <w:lang w:val="en-US"/>
-        </w:rPr>
-      </w:pPr>
-      <w:r>
-        <w:rPr>
-          <w:rFonts w:ascii="Times New Roman" w:hAnsi="Times New Roman" w:cs="Times New Roman"/>
+          <w:lang w:val="uk-UA"/>
+        </w:rPr>
+      </w:pPr>
+      <w:r>
+        <w:rPr>
+          <w:rFonts w:ascii="Times New Roman" w:hAnsi="Times New Roman" w:cs="Times New Roman"/>
+          <w:sz w:val="28"/>
+          <w:szCs w:val="20"/>
+          <w:lang w:val="uk-UA"/>
+        </w:rPr>
+        <w:drawing>
+          <wp:inline distT="0" distB="0" distL="0" distR="0" wp14:anchorId="31EA7203" wp14:editId="1CD33F06">
+            <wp:extent cx="6254027" cy="3857625"/>
+            <wp:effectExtent l="0" t="0" r="0" b="0"/>
+            <wp:docPr id="2" name="Рисунок 2"/>
+            <wp:cNvGraphicFramePr>
+              <a:graphicFrameLocks xmlns:a="http://schemas.openxmlformats.org/drawingml/2006/main" noChangeAspect="1"/>
+            </wp:cNvGraphicFramePr>
+            <a:graphic xmlns:a="http://schemas.openxmlformats.org/drawingml/2006/main">
+              <a:graphicData uri="http://schemas.openxmlformats.org/drawingml/2006/picture">
+                <pic:pic xmlns:pic="http://schemas.openxmlformats.org/drawingml/2006/picture">
+                  <pic:nvPicPr>
+                    <pic:cNvPr id="1" name=""/>
+                    <pic:cNvPicPr/>
+                  </pic:nvPicPr>
+                  <pic:blipFill>
+                    <a:blip r:embed="rId7"/>
+                    <a:stretch>
+                      <a:fillRect/>
+                    </a:stretch>
+                  </pic:blipFill>
+                  <pic:spPr>
+                    <a:xfrm>
+                      <a:off x="0" y="0"/>
+                      <a:ext cx="6283276" cy="3875666"/>
+                    </a:xfrm>
+                    <a:prstGeom prst="rect">
+                      <a:avLst/>
+                    </a:prstGeom>
+                  </pic:spPr>
+                </pic:pic>
+              </a:graphicData>
+            </a:graphic>
+          </wp:inline>
+        </w:drawing>
+      </w:r>
+    </w:p>
+    <w:p>
+      <w:pPr>
+        <w:rPr>
+          <w:rFonts w:ascii="Times New Roman" w:hAnsi="Times New Roman" w:cs="Times New Roman"/>
+          <w:sz w:val="28"/>
+          <w:szCs w:val="20"/>
+          <w:lang w:val="uk-UA"/>
+        </w:rPr>
+      </w:pPr>
+    </w:p>
+    <w:p>
+      <w:pPr>
+        <w:jc w:val="center"/>
+        <w:rPr>
+          <w:rFonts w:ascii="Times New Roman" w:hAnsi="Times New Roman" w:cs="Times New Roman"/>
+          <w:b/>
+          <w:bCs/>
+          <w:sz w:val="32"/>
+          <w:szCs w:val="20"/>
+          <w:lang w:val="uk-UA"/>
+        </w:rPr>
+      </w:pPr>
+      <w:r>
+        <w:rPr>
+          <w:rFonts w:ascii="Times New Roman" w:hAnsi="Times New Roman" w:cs="Times New Roman"/>
+          <w:b/>
+          <w:bCs/>
+          <w:sz w:val="32"/>
+          <w:szCs w:val="20"/>
+          <w:lang w:val="uk-UA"/>
+        </w:rPr>
+        <w:t>Тестування</w:t>
+      </w:r>
+    </w:p>
+    <w:p>
+      <w:pPr>
+        <w:rPr>
+          <w:rFonts w:ascii="Times New Roman" w:hAnsi="Times New Roman" w:cs="Times New Roman"/>
+          <w:b/>
+          <w:bCs/>
+          <w:sz w:val="32"/>
+          <w:szCs w:val="20"/>
+          <w:lang w:val="uk-UA"/>
+        </w:rPr>
+      </w:pPr>
+      <w:r>
+        <w:rPr>
+          <w:rFonts w:ascii="Times New Roman" w:hAnsi="Times New Roman" w:cs="Times New Roman"/>
+          <w:b/>
+          <w:bCs/>
+          <w:sz w:val="32"/>
+          <w:szCs w:val="20"/>
+          <w:lang w:val="uk-UA"/>
+        </w:rPr>
+        <w:lastRenderedPageBreak/>
+        <w:t xml:space="preserve">  </w:t>
+      </w:r>
+      <w:r>
+        <w:rPr>
+          <w:rFonts w:ascii="Times New Roman" w:hAnsi="Times New Roman" w:cs="Times New Roman"/>
+          <w:b/>
+          <w:bCs/>
           <w:noProof/>
-          <w:sz w:val="28"/>
+          <w:sz w:val="32"/>
           <w:szCs w:val="20"/>
           <w:lang w:eastAsia="ru-RU"/>
         </w:rPr>
         <w:drawing>
-          <wp:inline distT="0" distB="0" distL="0" distR="0" wp14:anchorId="1F35BE74" wp14:editId="0835BFE0">
-            <wp:extent cx="6401435" cy="3401060"/>
-            <wp:effectExtent l="0" t="0" r="0" b="8890"/>
+          <wp:inline distT="0" distB="0" distL="0" distR="0" wp14:anchorId="71B5754E" wp14:editId="27F0C025">
+            <wp:extent cx="1400175" cy="504825"/>
+            <wp:effectExtent l="0" t="0" r="9525" b="9525"/>
             <wp:docPr id="4" name="Рисунок 4"/>
             <wp:cNvGraphicFramePr>
               <a:graphicFrameLocks xmlns:a="http://schemas.openxmlformats.org/drawingml/2006/main" noChangeAspect="1"/>
@@ -1219,121 +1323,7 @@
               <a:graphicData uri="http://schemas.openxmlformats.org/drawingml/2006/picture">
                 <pic:pic xmlns:pic="http://schemas.openxmlformats.org/drawingml/2006/picture">
                   <pic:nvPicPr>
-                    <pic:cNvPr id="0" name="Picture 3"/>
-                    <pic:cNvPicPr>
-                      <a:picLocks noChangeAspect="1" noChangeArrowheads="1"/>
-                    </pic:cNvPicPr>
-                  </pic:nvPicPr>
-                  <pic:blipFill>
-                    <a:blip r:embed="rId7">
-                      <a:extLst>
-                        <a:ext uri="{28A0092B-C50C-407E-A947-70E740481C1C}">
-                          <a14:useLocalDpi xmlns:a14="http://schemas.microsoft.com/office/drawing/2010/main" val="0"/>
-                        </a:ext>
-                      </a:extLst>
-                    </a:blip>
-                    <a:srcRect/>
-                    <a:stretch>
-                      <a:fillRect/>
-                    </a:stretch>
-                  </pic:blipFill>
-                  <pic:spPr bwMode="auto">
-                    <a:xfrm>
-                      <a:off x="0" y="0"/>
-                      <a:ext cx="6401435" cy="3401060"/>
-                    </a:xfrm>
-                    <a:prstGeom prst="rect">
-                      <a:avLst/>
-                    </a:prstGeom>
-                    <a:noFill/>
-                  </pic:spPr>
-                </pic:pic>
-              </a:graphicData>
-            </a:graphic>
-          </wp:inline>
-        </w:drawing>
-      </w:r>
-    </w:p>
-    <w:p>
-      <w:pPr>
-        <w:rPr>
-          <w:rFonts w:ascii="Times New Roman" w:hAnsi="Times New Roman" w:cs="Times New Roman"/>
-          <w:sz w:val="28"/>
-          <w:szCs w:val="20"/>
-          <w:lang w:val="uk-UA"/>
-        </w:rPr>
-      </w:pPr>
-    </w:p>
-    <w:p>
-      <w:pPr>
-        <w:jc w:val="center"/>
-        <w:rPr>
-          <w:rFonts w:ascii="Times New Roman" w:hAnsi="Times New Roman" w:cs="Times New Roman"/>
-          <w:b/>
-          <w:bCs/>
-          <w:sz w:val="32"/>
-          <w:szCs w:val="20"/>
-          <w:lang w:val="uk-UA"/>
-        </w:rPr>
-      </w:pPr>
-      <w:r>
-        <w:rPr>
-          <w:rFonts w:ascii="Times New Roman" w:hAnsi="Times New Roman" w:cs="Times New Roman"/>
-          <w:b/>
-          <w:bCs/>
-          <w:sz w:val="32"/>
-          <w:szCs w:val="20"/>
-          <w:lang w:val="uk-UA"/>
-        </w:rPr>
-        <w:t>Тестування</w:t>
-      </w:r>
-    </w:p>
-    <w:p>
-      <w:pPr>
-        <w:rPr>
-          <w:rFonts w:ascii="Times New Roman" w:hAnsi="Times New Roman" w:cs="Times New Roman"/>
-          <w:b/>
-          <w:bCs/>
-          <w:sz w:val="32"/>
-          <w:szCs w:val="20"/>
-          <w:lang w:val="uk-UA"/>
-        </w:rPr>
-      </w:pPr>
-      <w:r>
-        <w:rPr>
-          <w:rFonts w:ascii="Times New Roman" w:hAnsi="Times New Roman" w:cs="Times New Roman"/>
-          <w:b/>
-          <w:bCs/>
-          <w:sz w:val="32"/>
-          <w:szCs w:val="20"/>
-          <w:lang w:val="uk-UA"/>
-        </w:rPr>
-        <w:lastRenderedPageBreak/>
-        <w:t xml:space="preserve">  </w:t>
-      </w:r>
-      <w:r>
-        <w:rPr>
-          <w:rFonts w:ascii="Times New Roman" w:hAnsi="Times New Roman" w:cs="Times New Roman"/>
-          <w:b/>
-          <w:bCs/>
-          <w:noProof/>
-          <w:sz w:val="32"/>
-          <w:szCs w:val="20"/>
-          <w:lang w:eastAsia="ru-RU"/>
-        </w:rPr>
-        <w:drawing>
-          <wp:inline distT="0" distB="0" distL="0" distR="0" wp14:anchorId="077BF612" wp14:editId="0FECA28A">
-            <wp:extent cx="1238250" cy="504825"/>
-            <wp:effectExtent l="0" t="0" r="0" b="9525"/>
-            <wp:docPr id="5" name="Рисунок 5"/>
-            <wp:cNvGraphicFramePr>
-              <a:graphicFrameLocks xmlns:a="http://schemas.openxmlformats.org/drawingml/2006/main" noChangeAspect="1"/>
-            </wp:cNvGraphicFramePr>
-            <a:graphic xmlns:a="http://schemas.openxmlformats.org/drawingml/2006/main">
-              <a:graphicData uri="http://schemas.openxmlformats.org/drawingml/2006/picture">
-                <pic:pic xmlns:pic="http://schemas.openxmlformats.org/drawingml/2006/picture">
-                  <pic:nvPicPr>
-                    <pic:cNvPr id="0" name="Picture 4"/>
+                    <pic:cNvPr id="0" name="Picture 2"/>
                     <pic:cNvPicPr>
                       <a:picLocks noChangeAspect="1" noChangeArrowheads="1"/>
                     </pic:cNvPicPr>
@@ -1354,7 +1344,7 @@
                   <pic:spPr bwMode="auto">
                     <a:xfrm>
                       <a:off x="0" y="0"/>
-                      <a:ext cx="1238250" cy="504825"/>
+                      <a:ext cx="1400175" cy="504825"/>
                     </a:xfrm>
                     <a:prstGeom prst="rect">
                       <a:avLst/>
@@ -1374,7 +1364,6 @@
           <w:bCs/>
           <w:sz w:val="32"/>
           <w:szCs w:val="20"/>
-          <w:lang w:val="en-US"/>
         </w:rPr>
         <w:t xml:space="preserve"> </w:t>
       </w:r>
@@ -1383,15 +1372,16 @@
           <w:rFonts w:ascii="Times New Roman" w:hAnsi="Times New Roman" w:cs="Times New Roman"/>
           <w:b/>
           <w:bCs/>
+          <w:noProof/>
           <w:sz w:val="32"/>
           <w:szCs w:val="20"/>
-          <w:lang w:val="uk-UA"/>
+          <w:lang w:eastAsia="ru-RU"/>
         </w:rPr>
         <w:drawing>
-          <wp:inline distT="0" distB="0" distL="0" distR="0" wp14:anchorId="6B79B1AF" wp14:editId="2B8854C3">
-            <wp:extent cx="1304290" cy="514350"/>
-            <wp:effectExtent l="0" t="0" r="0" b="0"/>
-            <wp:docPr id="6" name="Рисунок 6"/>
+          <wp:inline distT="0" distB="0" distL="0" distR="0" wp14:anchorId="4AB51FEC" wp14:editId="63CC6BA9">
+            <wp:extent cx="1390650" cy="504825"/>
+            <wp:effectExtent l="0" t="0" r="0" b="9525"/>
+            <wp:docPr id="5" name="Рисунок 5"/>
             <wp:cNvGraphicFramePr>
               <a:graphicFrameLocks xmlns:a="http://schemas.openxmlformats.org/drawingml/2006/main" noChangeAspect="1"/>
             </wp:cNvGraphicFramePr>
@@ -1399,23 +1389,33 @@
               <a:graphicData uri="http://schemas.openxmlformats.org/drawingml/2006/picture">
                 <pic:pic xmlns:pic="http://schemas.openxmlformats.org/drawingml/2006/picture">
                   <pic:nvPicPr>
-                    <pic:cNvPr id="1" name=""/>
-                    <pic:cNvPicPr/>
+                    <pic:cNvPr id="0" name="Picture 3"/>
+                    <pic:cNvPicPr>
+                      <a:picLocks noChangeAspect="1" noChangeArrowheads="1"/>
+                    </pic:cNvPicPr>
                   </pic:nvPicPr>
                   <pic:blipFill>
-                    <a:blip r:embed="rId9"/>
+                    <a:blip r:embed="rId9">
+                      <a:extLst>
+                        <a:ext uri="{28A0092B-C50C-407E-A947-70E740481C1C}">
+                          <a14:useLocalDpi xmlns:a14="http://schemas.microsoft.com/office/drawing/2010/main" val="0"/>
+                        </a:ext>
+                      </a:extLst>
+                    </a:blip>
+                    <a:srcRect/>
                     <a:stretch>
                       <a:fillRect/>
                     </a:stretch>
                   </pic:blipFill>
-                  <pic:spPr>
+                  <pic:spPr bwMode="auto">
                     <a:xfrm>
                       <a:off x="0" y="0"/>
-                      <a:ext cx="1309559" cy="516428"/>
+                      <a:ext cx="1390650" cy="504825"/>
                     </a:xfrm>
                     <a:prstGeom prst="rect">
                       <a:avLst/>
                     </a:prstGeom>
+                    <a:noFill/>
                   </pic:spPr>
                 </pic:pic>
               </a:graphicData>
@@ -1432,7 +1432,6 @@
           <w:bCs/>
           <w:sz w:val="32"/>
           <w:szCs w:val="20"/>
-          <w:lang w:val="en-US"/>
         </w:rPr>
       </w:pPr>
       <w:r>
@@ -1442,7 +1441,6 @@
           <w:bCs/>
           <w:sz w:val="32"/>
           <w:szCs w:val="20"/>
-          <w:lang w:val="en-US"/>
         </w:rPr>
         <w:t xml:space="preserve">  </w:t>
       </w:r>
@@ -1457,8 +1455,8 @@
           <w:lang w:eastAsia="ru-RU"/>
         </w:rPr>
         <w:drawing>
-          <wp:inline distT="0" distB="0" distL="0" distR="0" wp14:anchorId="387CE79A" wp14:editId="7B7CF8AC">
-            <wp:extent cx="1266825" cy="466725"/>
+          <wp:inline distT="0" distB="0" distL="0" distR="0" wp14:anchorId="27E13AEA" wp14:editId="1F06722B">
+            <wp:extent cx="1304925" cy="485775"/>
             <wp:effectExtent l="0" t="0" r="9525" b="9525"/>
             <wp:docPr id="10" name="Рисунок 10"/>
             <wp:cNvGraphicFramePr>
@@ -1468,7 +1466,7 @@
               <a:graphicData uri="http://schemas.openxmlformats.org/drawingml/2006/picture">
                 <pic:pic xmlns:pic="http://schemas.openxmlformats.org/drawingml/2006/picture">
                   <pic:nvPicPr>
-                    <pic:cNvPr id="0" name="Picture 5"/>
+                    <pic:cNvPr id="0" name="Picture 4"/>
                     <pic:cNvPicPr>
                       <a:picLocks noChangeAspect="1" noChangeArrowheads="1"/>
                     </pic:cNvPicPr>
@@ -1489,7 +1487,7 @@
                   <pic:spPr bwMode="auto">
                     <a:xfrm>
                       <a:off x="0" y="0"/>
-                      <a:ext cx="1266825" cy="466725"/>
+                      <a:ext cx="1304925" cy="485775"/>
                     </a:xfrm>
                     <a:prstGeom prst="rect">
                       <a:avLst/>
@@ -1509,7 +1507,6 @@
           <w:bCs/>
           <w:sz w:val="32"/>
           <w:szCs w:val="20"/>
-          <w:lang w:val="en-US"/>
         </w:rPr>
         <w:t xml:space="preserve"> </w:t>
       </w:r>
@@ -1524,10 +1521,10 @@
           <w:lang w:eastAsia="ru-RU"/>
         </w:rPr>
         <w:drawing>
-          <wp:inline distT="0" distB="0" distL="0" distR="0" wp14:anchorId="7E1AF4D7" wp14:editId="4391C9C2">
-            <wp:extent cx="1343025" cy="495300"/>
-            <wp:effectExtent l="0" t="0" r="9525" b="0"/>
-            <wp:docPr id="12" name="Рисунок 12"/>
+          <wp:inline distT="0" distB="0" distL="0" distR="0" wp14:anchorId="3253BE2B" wp14:editId="0F207F06">
+            <wp:extent cx="1295400" cy="485775"/>
+            <wp:effectExtent l="0" t="0" r="0" b="9525"/>
+            <wp:docPr id="14" name="Рисунок 14"/>
             <wp:cNvGraphicFramePr>
               <a:graphicFrameLocks xmlns:a="http://schemas.openxmlformats.org/drawingml/2006/main" noChangeAspect="1"/>
             </wp:cNvGraphicFramePr>
@@ -1535,7 +1532,7 @@
               <a:graphicData uri="http://schemas.openxmlformats.org/drawingml/2006/picture">
                 <pic:pic xmlns:pic="http://schemas.openxmlformats.org/drawingml/2006/picture">
                   <pic:nvPicPr>
-                    <pic:cNvPr id="0" name="Picture 6"/>
+                    <pic:cNvPr id="0" name="Picture 5"/>
                     <pic:cNvPicPr>
                       <a:picLocks noChangeAspect="1" noChangeArrowheads="1"/>
                     </pic:cNvPicPr>
@@ -1556,7 +1553,7 @@
                   <pic:spPr bwMode="auto">
                     <a:xfrm>
                       <a:off x="0" y="0"/>
-                      <a:ext cx="1343025" cy="495300"/>
+                      <a:ext cx="1295400" cy="485775"/>
                     </a:xfrm>
                     <a:prstGeom prst="rect">
                       <a:avLst/>
@@ -1603,9 +1600,9 @@
           <w:lang w:eastAsia="ru-RU"/>
         </w:rPr>
         <w:drawing>
-          <wp:inline distT="0" distB="0" distL="0" distR="0" wp14:anchorId="76D3FD05" wp14:editId="4C6DB700">
-            <wp:extent cx="1381125" cy="466725"/>
-            <wp:effectExtent l="0" t="0" r="9525" b="9525"/>
+          <wp:inline distT="0" distB="0" distL="0" distR="0" wp14:anchorId="66AE3C2B" wp14:editId="56FE858C">
+            <wp:extent cx="1304925" cy="571500"/>
+            <wp:effectExtent l="0" t="0" r="9525" b="0"/>
             <wp:docPr id="15" name="Рисунок 15"/>
             <wp:cNvGraphicFramePr>
               <a:graphicFrameLocks xmlns:a="http://schemas.openxmlformats.org/drawingml/2006/main" noChangeAspect="1"/>
@@ -1614,7 +1611,7 @@
               <a:graphicData uri="http://schemas.openxmlformats.org/drawingml/2006/picture">
                 <pic:pic xmlns:pic="http://schemas.openxmlformats.org/drawingml/2006/picture">
                   <pic:nvPicPr>
-                    <pic:cNvPr id="0" name="Picture 7"/>
+                    <pic:cNvPr id="0" name="Picture 6"/>
                     <pic:cNvPicPr>
                       <a:picLocks noChangeAspect="1" noChangeArrowheads="1"/>
                     </pic:cNvPicPr>
@@ -1635,7 +1632,7 @@
                   <pic:spPr bwMode="auto">
                     <a:xfrm>
                       <a:off x="0" y="0"/>
-                      <a:ext cx="1381125" cy="466725"/>
+                      <a:ext cx="1304925" cy="571500"/>
                     </a:xfrm>
                     <a:prstGeom prst="rect">
                       <a:avLst/>
@@ -1670,10 +1667,10 @@
           <w:lang w:eastAsia="ru-RU"/>
         </w:rPr>
         <w:drawing>
-          <wp:inline distT="0" distB="0" distL="0" distR="0" wp14:anchorId="62BA9106" wp14:editId="2A5A8F7D">
-            <wp:extent cx="1295400" cy="495300"/>
-            <wp:effectExtent l="0" t="0" r="0" b="0"/>
-            <wp:docPr id="16" name="Рисунок 16"/>
+          <wp:inline distT="0" distB="0" distL="0" distR="0" wp14:anchorId="04AEB6EB" wp14:editId="2C566FA9">
+            <wp:extent cx="1323975" cy="581025"/>
+            <wp:effectExtent l="0" t="0" r="9525" b="9525"/>
+            <wp:docPr id="18" name="Рисунок 18"/>
             <wp:cNvGraphicFramePr>
               <a:graphicFrameLocks xmlns:a="http://schemas.openxmlformats.org/drawingml/2006/main" noChangeAspect="1"/>
             </wp:cNvGraphicFramePr>
@@ -1681,7 +1678,7 @@
               <a:graphicData uri="http://schemas.openxmlformats.org/drawingml/2006/picture">
                 <pic:pic xmlns:pic="http://schemas.openxmlformats.org/drawingml/2006/picture">
                   <pic:nvPicPr>
-                    <pic:cNvPr id="0" name="Picture 8"/>
+                    <pic:cNvPr id="0" name="Picture 7"/>
                     <pic:cNvPicPr>
                       <a:picLocks noChangeAspect="1" noChangeArrowheads="1"/>
                     </pic:cNvPicPr>
@@ -1702,7 +1699,7 @@
                   <pic:spPr bwMode="auto">
                     <a:xfrm>
                       <a:off x="0" y="0"/>
-                      <a:ext cx="1295400" cy="495300"/>
+                      <a:ext cx="1323975" cy="581025"/>
                     </a:xfrm>
                     <a:prstGeom prst="rect">
                       <a:avLst/>
@@ -1726,7 +1723,7 @@
           <w:lang w:eastAsia="ru-RU"/>
         </w:rPr>
         <w:drawing>
-          <wp:inline distT="0" distB="0" distL="0" distR="0" wp14:anchorId="1A9D4F6A" wp14:editId="45A8287C">
+          <wp:inline distT="0" distB="0" distL="0" distR="0" wp14:anchorId="1A9D4F6A" wp14:editId="002A01C0">
             <wp:extent cx="5991860" cy="3934460"/>
             <wp:effectExtent l="0" t="0" r="8890" b="8890"/>
             <wp:docPr id="17" name="Рисунок 17"/>
@@ -1959,8 +1956,6 @@
         </w:rPr>
         <w:t>. Отримані результати свідчать про правильність обраних рішень.</w:t>
       </w:r>
-      <w:bookmarkStart w:id="0" w:name="_GoBack"/>
-      <w:bookmarkEnd w:id="0"/>
     </w:p>
     <w:p>
       <w:pPr>
@@ -1991,24 +1986,47 @@
         <w:jc w:val="both"/>
         <w:rPr>
           <w:rFonts w:ascii="Times New Roman" w:hAnsi="Times New Roman" w:cs="Times New Roman"/>
-          <w:sz w:val="28"/>
-          <w:szCs w:val="20"/>
-          <w:lang w:val="uk-UA"/>
-        </w:rPr>
-      </w:pPr>
-      <w:r>
-        <w:rPr>
-          <w:rFonts w:ascii="Times New Roman" w:hAnsi="Times New Roman" w:cs="Times New Roman"/>
-          <w:sz w:val="28"/>
-          <w:szCs w:val="20"/>
-          <w:lang w:val="uk-UA"/>
+          <w:noProof/>
+          <w:sz w:val="28"/>
+          <w:szCs w:val="20"/>
+          <w:lang w:val="en-US" w:eastAsia="ru-RU"/>
+        </w:rPr>
+      </w:pPr>
+      <w:r>
+        <w:rPr>
+          <w:rFonts w:ascii="Times New Roman" w:hAnsi="Times New Roman" w:cs="Times New Roman"/>
+          <w:noProof/>
+          <w:sz w:val="28"/>
+          <w:szCs w:val="20"/>
+          <w:lang w:val="en-US" w:eastAsia="ru-RU"/>
+        </w:rPr>
+        <w:t xml:space="preserve">  </w:t>
+      </w:r>
+    </w:p>
+    <w:p>
+      <w:pPr>
+        <w:jc w:val="both"/>
+        <w:rPr>
+          <w:rFonts w:ascii="Times New Roman" w:hAnsi="Times New Roman" w:cs="Times New Roman"/>
+          <w:sz w:val="28"/>
+          <w:szCs w:val="20"/>
+          <w:lang w:val="en-US"/>
+        </w:rPr>
+      </w:pPr>
+      <w:r>
+        <w:rPr>
+          <w:rFonts w:ascii="Times New Roman" w:hAnsi="Times New Roman" w:cs="Times New Roman"/>
+          <w:noProof/>
+          <w:sz w:val="28"/>
+          <w:szCs w:val="20"/>
+          <w:lang w:eastAsia="ru-RU"/>
         </w:rPr>
         <w:lastRenderedPageBreak/>
         <w:drawing>
-          <wp:inline distT="0" distB="0" distL="0" distR="0" wp14:anchorId="4788C5A6" wp14:editId="5EC0DFC7">
-            <wp:extent cx="6191250" cy="7227644"/>
-            <wp:effectExtent l="0" t="0" r="0" b="0"/>
-            <wp:docPr id="2" name="Рисунок 2"/>
+          <wp:inline distT="0" distB="0" distL="0" distR="0" wp14:anchorId="1F529082" wp14:editId="67A61DF8">
+            <wp:extent cx="5620385" cy="6753860"/>
+            <wp:effectExtent l="0" t="0" r="0" b="8890"/>
+            <wp:docPr id="19" name="Рисунок 19"/>
             <wp:cNvGraphicFramePr>
               <a:graphicFrameLocks xmlns:a="http://schemas.openxmlformats.org/drawingml/2006/main" noChangeAspect="1"/>
             </wp:cNvGraphicFramePr>
@@ -2016,23 +2034,33 @@
               <a:graphicData uri="http://schemas.openxmlformats.org/drawingml/2006/picture">
                 <pic:pic xmlns:pic="http://schemas.openxmlformats.org/drawingml/2006/picture">
                   <pic:nvPicPr>
-                    <pic:cNvPr id="1" name=""/>
-                    <pic:cNvPicPr/>
+                    <pic:cNvPr id="0" name="Picture 8"/>
+                    <pic:cNvPicPr>
+                      <a:picLocks noChangeAspect="1" noChangeArrowheads="1"/>
+                    </pic:cNvPicPr>
                   </pic:nvPicPr>
                   <pic:blipFill>
-                    <a:blip r:embed="rId15"/>
+                    <a:blip r:embed="rId15">
+                      <a:extLst>
+                        <a:ext uri="{28A0092B-C50C-407E-A947-70E740481C1C}">
+                          <a14:useLocalDpi xmlns:a14="http://schemas.microsoft.com/office/drawing/2010/main" val="0"/>
+                        </a:ext>
+                      </a:extLst>
+                    </a:blip>
+                    <a:srcRect/>
                     <a:stretch>
                       <a:fillRect/>
                     </a:stretch>
                   </pic:blipFill>
-                  <pic:spPr>
+                  <pic:spPr bwMode="auto">
                     <a:xfrm>
                       <a:off x="0" y="0"/>
-                      <a:ext cx="6241958" cy="7286841"/>
+                      <a:ext cx="5620385" cy="6753860"/>
                     </a:xfrm>
                     <a:prstGeom prst="rect">
                       <a:avLst/>
                     </a:prstGeom>
+                    <a:noFill/>
                   </pic:spPr>
                 </pic:pic>
               </a:graphicData>
@@ -2106,6 +2134,8 @@
           <w:lang w:val="uk-UA"/>
         </w:rPr>
       </w:pPr>
+      <w:bookmarkStart w:id="0" w:name="_GoBack"/>
+      <w:bookmarkEnd w:id="0"/>
       <w:r>
         <w:rPr>
           <w:rFonts w:ascii="Times New Roman" w:hAnsi="Times New Roman" w:cs="Times New Roman"/>
@@ -2116,10 +2146,10 @@
         </w:rPr>
         <w:lastRenderedPageBreak/>
         <w:drawing>
-          <wp:inline distT="0" distB="0" distL="0" distR="0" wp14:anchorId="2945F4F9" wp14:editId="321EFB3A">
-            <wp:extent cx="6201410" cy="6648450"/>
+          <wp:inline distT="0" distB="0" distL="0" distR="0" wp14:anchorId="16B8BC7E" wp14:editId="538A2775">
+            <wp:extent cx="5210810" cy="5715635"/>
             <wp:effectExtent l="0" t="0" r="8890" b="0"/>
-            <wp:docPr id="3" name="Рисунок 3"/>
+            <wp:docPr id="20" name="Рисунок 20"/>
             <wp:cNvGraphicFramePr>
               <a:graphicFrameLocks xmlns:a="http://schemas.openxmlformats.org/drawingml/2006/main" noChangeAspect="1"/>
             </wp:cNvGraphicFramePr>
@@ -2127,7 +2157,7 @@
               <a:graphicData uri="http://schemas.openxmlformats.org/drawingml/2006/picture">
                 <pic:pic xmlns:pic="http://schemas.openxmlformats.org/drawingml/2006/picture">
                   <pic:nvPicPr>
-                    <pic:cNvPr id="0" name="Picture 2"/>
+                    <pic:cNvPr id="0" name="Picture 9"/>
                     <pic:cNvPicPr>
                       <a:picLocks noChangeAspect="1" noChangeArrowheads="1"/>
                     </pic:cNvPicPr>
@@ -2148,7 +2178,7 @@
                   <pic:spPr bwMode="auto">
                     <a:xfrm>
                       <a:off x="0" y="0"/>
-                      <a:ext cx="6201410" cy="6648450"/>
+                      <a:ext cx="5210810" cy="5715635"/>
                     </a:xfrm>
                     <a:prstGeom prst="rect">
                       <a:avLst/>
@@ -3863,7 +3893,7 @@
 </file>
 
 <file path=customXml/itemProps1.xml><?xml version="1.0" encoding="utf-8"?>
-<ds:datastoreItem xmlns:ds="http://schemas.openxmlformats.org/officeDocument/2006/customXml" ds:itemID="{E82B7931-426F-4A83-90FB-E1253E476CFB}">
+<ds:datastoreItem xmlns:ds="http://schemas.openxmlformats.org/officeDocument/2006/customXml" ds:itemID="{87F808CF-3868-4750-814A-679644AC7E84}">
   <ds:schemaRefs>
     <ds:schemaRef ds:uri="http://schemas.openxmlformats.org/officeDocument/2006/bibliography"/>
   </ds:schemaRefs>
